--- a/zht/docx/212.content.docx
+++ b/zht/docx/212.content.docx
@@ -378,18 +378,12 @@
           <w:lang w:val="zh_TW" w:bidi="zh_TW"/>
         </w:rPr>
       </w:r>
-      <w:hyperlink r:id="rId13">
-        <w:r>
-          <w:rPr>
-            <w:lang w:val="zh_TW" w:bidi="zh_TW"/>
-          </w:rPr>
-          <w:rPr>
-            <w:color w:val="0000EE"/>
-            <w:u w:val="single"/>
-          </w:rPr>
-          <w:t>加拉太書3:15–16</w:t>
-        </w:r>
-      </w:hyperlink>
+      <w:r>
+        <w:rPr>
+          <w:lang w:val="zh_TW" w:bidi="zh_TW"/>
+        </w:rPr>
+        <w:t>加拉太書3:15–16</w:t>
+      </w:r>
     </w:p>
     <w:p>
       <w:pPr>
@@ -402,18 +396,12 @@
           <w:lang w:val="zh_TW" w:bidi="zh_TW"/>
         </w:rPr>
       </w:r>
-      <w:hyperlink r:id="rId14">
-        <w:r>
-          <w:rPr>
-            <w:lang w:val="zh_TW" w:bidi="zh_TW"/>
-          </w:rPr>
-          <w:rPr>
-            <w:color w:val="0000EE"/>
-            <w:u w:val="single"/>
-          </w:rPr>
-          <w:t>創世記25:31–34</w:t>
-        </w:r>
-      </w:hyperlink>
+      <w:r>
+        <w:rPr>
+          <w:lang w:val="zh_TW" w:bidi="zh_TW"/>
+        </w:rPr>
+        <w:t>創世記25:31–34</w:t>
+      </w:r>
     </w:p>
     <w:p>
       <w:pPr>
@@ -426,18 +414,12 @@
           <w:lang w:val="zh_TW" w:bidi="zh_TW"/>
         </w:rPr>
       </w:r>
-      <w:hyperlink r:id="rId15">
-        <w:r>
-          <w:rPr>
-            <w:lang w:val="zh_TW" w:bidi="zh_TW"/>
-          </w:rPr>
-          <w:rPr>
-            <w:color w:val="0000EE"/>
-            <w:u w:val="single"/>
-          </w:rPr>
-          <w:t>希伯來書11:9</w:t>
-        </w:r>
-      </w:hyperlink>
+      <w:r>
+        <w:rPr>
+          <w:lang w:val="zh_TW" w:bidi="zh_TW"/>
+        </w:rPr>
+        <w:t>希伯來書11:9</w:t>
+      </w:r>
     </w:p>
     <w:p>
       <w:pPr>
@@ -450,18 +432,12 @@
           <w:lang w:val="zh_TW" w:bidi="zh_TW"/>
         </w:rPr>
       </w:r>
-      <w:hyperlink r:id="rId16">
-        <w:r>
-          <w:rPr>
-            <w:lang w:val="zh_TW" w:bidi="zh_TW"/>
-          </w:rPr>
-          <w:rPr>
-            <w:color w:val="0000EE"/>
-            <w:u w:val="single"/>
-          </w:rPr>
-          <w:t>雅各書1:12</w:t>
-        </w:r>
-      </w:hyperlink>
+      <w:r>
+        <w:rPr>
+          <w:lang w:val="zh_TW" w:bidi="zh_TW"/>
+        </w:rPr>
+        <w:t>雅各書1:12</w:t>
+      </w:r>
     </w:p>
     <w:p>
       <w:pPr>
@@ -474,18 +450,12 @@
           <w:lang w:val="zh_TW" w:bidi="zh_TW"/>
         </w:rPr>
       </w:r>
-      <w:hyperlink r:id="rId17">
-        <w:r>
-          <w:rPr>
-            <w:lang w:val="zh_TW" w:bidi="zh_TW"/>
-          </w:rPr>
-          <w:rPr>
-            <w:color w:val="0000EE"/>
-            <w:u w:val="single"/>
-          </w:rPr>
-          <w:t>民數記30:2</w:t>
-        </w:r>
-      </w:hyperlink>
+      <w:r>
+        <w:rPr>
+          <w:lang w:val="zh_TW" w:bidi="zh_TW"/>
+        </w:rPr>
+        <w:t>民數記30:2</w:t>
+      </w:r>
     </w:p>
     <w:p>
       <w:pPr>
@@ -1093,18 +1063,12 @@
           <w:lang w:val="zh_TW" w:bidi="zh_TW"/>
         </w:rPr>
       </w:r>
-      <w:hyperlink r:id="rId18">
-        <w:r>
-          <w:rPr>
-            <w:lang w:val="zh_TW" w:bidi="zh_TW"/>
-          </w:rPr>
-          <w:rPr>
-            <w:color w:val="0000EE"/>
-            <w:u w:val="single"/>
-          </w:rPr>
-          <w:t>申命記8:1–2</w:t>
-        </w:r>
-      </w:hyperlink>
+      <w:r>
+        <w:rPr>
+          <w:lang w:val="zh_TW" w:bidi="zh_TW"/>
+        </w:rPr>
+        <w:t>申命記8:1–2</w:t>
+      </w:r>
     </w:p>
     <w:p>
       <w:pPr>
@@ -1117,18 +1081,12 @@
           <w:lang w:val="zh_TW" w:bidi="zh_TW"/>
         </w:rPr>
       </w:r>
-      <w:hyperlink r:id="rId19">
-        <w:r>
-          <w:rPr>
-            <w:lang w:val="zh_TW" w:bidi="zh_TW"/>
-          </w:rPr>
-          <w:rPr>
-            <w:color w:val="0000EE"/>
-            <w:u w:val="single"/>
-          </w:rPr>
-          <w:t>以西結書7:26–27</w:t>
-        </w:r>
-      </w:hyperlink>
+      <w:r>
+        <w:rPr>
+          <w:lang w:val="zh_TW" w:bidi="zh_TW"/>
+        </w:rPr>
+        <w:t>以西結書7:26–27</w:t>
+      </w:r>
     </w:p>
     <w:p>
       <w:pPr>
@@ -1727,18 +1685,12 @@
           <w:lang w:val="zh_TW" w:bidi="zh_TW"/>
         </w:rPr>
       </w:r>
-      <w:hyperlink r:id="rId20">
-        <w:r>
-          <w:rPr>
-            <w:lang w:val="zh_TW" w:bidi="zh_TW"/>
-          </w:rPr>
-          <w:rPr>
-            <w:color w:val="0000EE"/>
-            <w:u w:val="single"/>
-          </w:rPr>
-          <w:t>列王紀上2:27</w:t>
-        </w:r>
-      </w:hyperlink>
+      <w:r>
+        <w:rPr>
+          <w:lang w:val="zh_TW" w:bidi="zh_TW"/>
+        </w:rPr>
+        <w:t>列王紀上2:27</w:t>
+      </w:r>
     </w:p>
     <w:p>
       <w:pPr>
@@ -1751,18 +1703,12 @@
           <w:lang w:val="zh_TW" w:bidi="zh_TW"/>
         </w:rPr>
       </w:r>
-      <w:hyperlink r:id="rId21">
-        <w:r>
-          <w:rPr>
-            <w:lang w:val="zh_TW" w:bidi="zh_TW"/>
-          </w:rPr>
-          <w:rPr>
-            <w:color w:val="0000EE"/>
-            <w:u w:val="single"/>
-          </w:rPr>
-          <w:t>使徒行傳3:17–18</w:t>
-        </w:r>
-      </w:hyperlink>
+      <w:r>
+        <w:rPr>
+          <w:lang w:val="zh_TW" w:bidi="zh_TW"/>
+        </w:rPr>
+        <w:t>使徒行傳3:17–18</w:t>
+      </w:r>
     </w:p>
     <w:p>
       <w:pPr>
@@ -1775,18 +1721,12 @@
           <w:lang w:val="zh_TW" w:bidi="zh_TW"/>
         </w:rPr>
       </w:r>
-      <w:hyperlink r:id="rId22">
-        <w:r>
-          <w:rPr>
-            <w:lang w:val="zh_TW" w:bidi="zh_TW"/>
-          </w:rPr>
-          <w:rPr>
-            <w:color w:val="0000EE"/>
-            <w:u w:val="single"/>
-          </w:rPr>
-          <w:t>利未記22:17–19</w:t>
-        </w:r>
-      </w:hyperlink>
+      <w:r>
+        <w:rPr>
+          <w:lang w:val="zh_TW" w:bidi="zh_TW"/>
+        </w:rPr>
+        <w:t>利未記22:17–19</w:t>
+      </w:r>
     </w:p>
     <w:p>
       <w:pPr>
@@ -1799,18 +1739,12 @@
           <w:lang w:val="zh_TW" w:bidi="zh_TW"/>
         </w:rPr>
       </w:r>
-      <w:hyperlink r:id="rId23">
-        <w:r>
-          <w:rPr>
-            <w:lang w:val="zh_TW" w:bidi="zh_TW"/>
-          </w:rPr>
-          <w:rPr>
-            <w:color w:val="0000EE"/>
-            <w:u w:val="single"/>
-          </w:rPr>
-          <w:t>路加福音4:21</w:t>
-        </w:r>
-      </w:hyperlink>
+      <w:r>
+        <w:rPr>
+          <w:lang w:val="zh_TW" w:bidi="zh_TW"/>
+        </w:rPr>
+        <w:t>路加福音4:21</w:t>
+      </w:r>
     </w:p>
     <w:p>
       <w:pPr>
@@ -1823,18 +1757,12 @@
           <w:lang w:val="zh_TW" w:bidi="zh_TW"/>
         </w:rPr>
       </w:r>
-      <w:hyperlink r:id="rId24">
-        <w:r>
-          <w:rPr>
-            <w:lang w:val="zh_TW" w:bidi="zh_TW"/>
-          </w:rPr>
-          <w:rPr>
-            <w:color w:val="0000EE"/>
-            <w:u w:val="single"/>
-          </w:rPr>
-          <w:t>馬太福音1:22–23</w:t>
-        </w:r>
-      </w:hyperlink>
+      <w:r>
+        <w:rPr>
+          <w:lang w:val="zh_TW" w:bidi="zh_TW"/>
+        </w:rPr>
+        <w:t>馬太福音1:22–23</w:t>
+      </w:r>
     </w:p>
     <w:p>
       <w:pPr>
@@ -1847,18 +1775,12 @@
           <w:lang w:val="zh_TW" w:bidi="zh_TW"/>
         </w:rPr>
       </w:r>
-      <w:hyperlink r:id="rId25">
-        <w:r>
-          <w:rPr>
-            <w:lang w:val="zh_TW" w:bidi="zh_TW"/>
-          </w:rPr>
-          <w:rPr>
-            <w:color w:val="0000EE"/>
-            <w:u w:val="single"/>
-          </w:rPr>
-          <w:t>馬太福音5:17</w:t>
-        </w:r>
-      </w:hyperlink>
+      <w:r>
+        <w:rPr>
+          <w:lang w:val="zh_TW" w:bidi="zh_TW"/>
+        </w:rPr>
+        <w:t>馬太福音5:17</w:t>
+      </w:r>
     </w:p>
     <w:p>
       <w:pPr>
@@ -1871,18 +1793,12 @@
           <w:lang w:val="zh_TW" w:bidi="zh_TW"/>
         </w:rPr>
       </w:r>
-      <w:hyperlink r:id="rId26">
-        <w:r>
-          <w:rPr>
-            <w:lang w:val="zh_TW" w:bidi="zh_TW"/>
-          </w:rPr>
-          <w:rPr>
-            <w:color w:val="0000EE"/>
-            <w:u w:val="single"/>
-          </w:rPr>
-          <w:t>詩篇116:12–15</w:t>
-        </w:r>
-      </w:hyperlink>
+      <w:r>
+        <w:rPr>
+          <w:lang w:val="zh_TW" w:bidi="zh_TW"/>
+        </w:rPr>
+        <w:t>詩篇116:12–15</w:t>
+      </w:r>
     </w:p>
     <w:p>
       <w:pPr>
@@ -2417,18 +2333,12 @@
           <w:lang w:val="zh_TW" w:bidi="zh_TW"/>
         </w:rPr>
       </w:r>
-      <w:hyperlink r:id="rId27">
-        <w:r>
-          <w:rPr>
-            <w:lang w:val="zh_TW" w:bidi="zh_TW"/>
-          </w:rPr>
-          <w:rPr>
-            <w:color w:val="0000EE"/>
-            <w:u w:val="single"/>
-          </w:rPr>
-          <w:t>撒母耳記下1:23</w:t>
-        </w:r>
-      </w:hyperlink>
+      <w:r>
+        <w:rPr>
+          <w:lang w:val="zh_TW" w:bidi="zh_TW"/>
+        </w:rPr>
+        <w:t>撒母耳記下1:23</w:t>
+      </w:r>
     </w:p>
     <w:p>
       <w:pPr>
@@ -2441,18 +2351,12 @@
           <w:lang w:val="zh_TW" w:bidi="zh_TW"/>
         </w:rPr>
       </w:r>
-      <w:hyperlink r:id="rId28">
-        <w:r>
-          <w:rPr>
-            <w:lang w:val="zh_TW" w:bidi="zh_TW"/>
-          </w:rPr>
-          <w:rPr>
-            <w:color w:val="0000EE"/>
-            <w:u w:val="single"/>
-          </w:rPr>
-          <w:t>但以理書7:4</w:t>
-        </w:r>
-      </w:hyperlink>
+      <w:r>
+        <w:rPr>
+          <w:lang w:val="zh_TW" w:bidi="zh_TW"/>
+        </w:rPr>
+        <w:t>但以理書7:4</w:t>
+      </w:r>
     </w:p>
     <w:p>
       <w:pPr>
@@ -2465,18 +2369,12 @@
           <w:lang w:val="zh_TW" w:bidi="zh_TW"/>
         </w:rPr>
       </w:r>
-      <w:hyperlink r:id="rId29">
-        <w:r>
-          <w:rPr>
-            <w:lang w:val="zh_TW" w:bidi="zh_TW"/>
-          </w:rPr>
-          <w:rPr>
-            <w:color w:val="0000EE"/>
-            <w:u w:val="single"/>
-          </w:rPr>
-          <w:t>耶利米書4:13–15</w:t>
-        </w:r>
-      </w:hyperlink>
+      <w:r>
+        <w:rPr>
+          <w:lang w:val="zh_TW" w:bidi="zh_TW"/>
+        </w:rPr>
+        <w:t>耶利米書4:13–15</w:t>
+      </w:r>
     </w:p>
     <w:p>
       <w:pPr>
@@ -2489,18 +2387,12 @@
           <w:lang w:val="zh_TW" w:bidi="zh_TW"/>
         </w:rPr>
       </w:r>
-      <w:hyperlink r:id="rId30">
-        <w:r>
-          <w:rPr>
-            <w:lang w:val="zh_TW" w:bidi="zh_TW"/>
-          </w:rPr>
-          <w:rPr>
-            <w:color w:val="0000EE"/>
-            <w:u w:val="single"/>
-          </w:rPr>
-          <w:t>利未記11:13–16</w:t>
-        </w:r>
-      </w:hyperlink>
+      <w:r>
+        <w:rPr>
+          <w:lang w:val="zh_TW" w:bidi="zh_TW"/>
+        </w:rPr>
+        <w:t>利未記11:13–16</w:t>
+      </w:r>
     </w:p>
     <w:p>
       <w:pPr>
@@ -2513,18 +2405,12 @@
           <w:lang w:val="zh_TW" w:bidi="zh_TW"/>
         </w:rPr>
       </w:r>
-      <w:hyperlink r:id="rId31">
-        <w:r>
-          <w:rPr>
-            <w:lang w:val="zh_TW" w:bidi="zh_TW"/>
-          </w:rPr>
-          <w:rPr>
-            <w:color w:val="0000EE"/>
-            <w:u w:val="single"/>
-          </w:rPr>
-          <w:t>啟示錄4:7</w:t>
-        </w:r>
-      </w:hyperlink>
+      <w:r>
+        <w:rPr>
+          <w:lang w:val="zh_TW" w:bidi="zh_TW"/>
+        </w:rPr>
+        <w:t>啟示錄4:7</w:t>
+      </w:r>
     </w:p>
     <w:p>
       <w:pPr>

--- a/zht/docx/212.content.docx
+++ b/zht/docx/212.content.docx
@@ -341,19 +341,7 @@
         <w:rPr>
           <w:lang w:val="zh_TW" w:bidi="zh_TW"/>
         </w:rPr>
-        <w:t>、</w:t>
-      </w:r>
-      <w:r>
-        <w:rPr>
-          <w:lang w:val="zh_TW" w:bidi="zh_TW"/>
-        </w:rPr>
-        <w:t>誓約</w:t>
-      </w:r>
-      <w:r>
-        <w:rPr>
-          <w:lang w:val="zh_TW" w:bidi="zh_TW"/>
-        </w:rPr>
-        <w:t>）</w:t>
+        <w:t>、誓約）</w:t>
       </w:r>
     </w:p>
     <w:p>
@@ -1648,19 +1636,7 @@
         <w:rPr>
           <w:lang w:val="zh_TW" w:bidi="zh_TW"/>
         </w:rPr>
-        <w:t>，</w:t>
-      </w:r>
-      <w:r>
-        <w:rPr>
-          <w:lang w:val="zh_TW" w:bidi="zh_TW"/>
-        </w:rPr>
-        <w:t>呼召</w:t>
-      </w:r>
-      <w:r>
-        <w:rPr>
-          <w:lang w:val="zh_TW" w:bidi="zh_TW"/>
-        </w:rPr>
-        <w:t>）</w:t>
+        <w:t>，呼召）</w:t>
       </w:r>
     </w:p>
     <w:p>
@@ -2296,19 +2272,7 @@
         <w:rPr>
           <w:lang w:val="zh_TW" w:bidi="zh_TW"/>
         </w:rPr>
-        <w:t>，</w:t>
-      </w:r>
-      <w:r>
-        <w:rPr>
-          <w:lang w:val="zh_TW" w:bidi="zh_TW"/>
-        </w:rPr>
-        <w:t>大能</w:t>
-      </w:r>
-      <w:r>
-        <w:rPr>
-          <w:lang w:val="zh_TW" w:bidi="zh_TW"/>
-        </w:rPr>
-        <w:t>）</w:t>
+        <w:t>，大能）</w:t>
       </w:r>
     </w:p>
     <w:p>
